--- a/BalanceCar_Fusion/docs/软件设计说明.docx
+++ b/BalanceCar_Fusion/docs/软件设计说明.docx
@@ -55,45 +55,29 @@
           <w:b/>
           <w:bCs/>
         </w:rPr>
-        <w:t>文档版本</w:t>
-      </w:r>
-      <w:r>
-        <w:rPr>
-          <w:rFonts w:hint="eastAsia"/>
+        <w:t>文档版本:</w:t>
+      </w:r>
+      <w:r>
+        <w:rPr>
           <w:b/>
           <w:bCs/>
         </w:rPr>
-        <w:t>:</w:t>
-      </w:r>
-      <w:r>
-        <w:rPr>
+        <w:t xml:space="preserve"> V2.1 | </w:t>
+      </w:r>
+      <w:r>
+        <w:rPr>
+          <w:rFonts w:hint="eastAsia"/>
           <w:b/>
           <w:bCs/>
         </w:rPr>
-        <w:t xml:space="preserve"> V2.0 | </w:t>
-      </w:r>
-      <w:r>
-        <w:rPr>
-          <w:rFonts w:hint="eastAsia"/>
+        <w:t>日期:</w:t>
+      </w:r>
+      <w:r>
+        <w:rPr>
           <w:b/>
           <w:bCs/>
         </w:rPr>
-        <w:t>日期</w:t>
-      </w:r>
-      <w:r>
-        <w:rPr>
-          <w:rFonts w:hint="eastAsia"/>
-          <w:b/>
-          <w:bCs/>
-        </w:rPr>
-        <w:t>:</w:t>
-      </w:r>
-      <w:r>
-        <w:rPr>
-          <w:b/>
-          <w:bCs/>
-        </w:rPr>
-        <w:t xml:space="preserve"> 2026-06-09</w:t>
+        <w:t xml:space="preserve"> 2026-06-10</w:t>
       </w:r>
     </w:p>
     <w:p>
@@ -151,13 +135,7 @@
         <w:rPr>
           <w:rFonts w:hint="eastAsia"/>
         </w:rPr>
-        <w:t>双处理器架构。</w:t>
-      </w:r>
-      <w:r>
-        <w:rPr>
-          <w:rFonts w:hint="eastAsia"/>
-        </w:rPr>
-        <w:t>STM32</w:t>
+        <w:t>双处理器架构。STM32</w:t>
       </w:r>
       <w:r>
         <w:t xml:space="preserve"> </w:t>
@@ -211,13 +189,7 @@
         <w:rPr>
           <w:rFonts w:hint="eastAsia"/>
         </w:rPr>
-        <w:t>APP</w:t>
-      </w:r>
-      <w:r>
-        <w:rPr>
-          <w:rFonts w:hint="eastAsia"/>
-        </w:rPr>
-        <w:t>，实现遥控与</w:t>
+        <w:t>APP，实现遥控与</w:t>
       </w:r>
       <w:r>
         <w:t xml:space="preserve"> PID </w:t>
@@ -370,19 +342,7 @@
               <w:rPr>
                 <w:rFonts w:hint="eastAsia"/>
               </w:rPr>
-              <w:t>(</w:t>
-            </w:r>
-            <w:r>
-              <w:rPr>
-                <w:rFonts w:hint="eastAsia"/>
-              </w:rPr>
-              <w:t>蓝牙</w:t>
-            </w:r>
-            <w:r>
-              <w:rPr>
-                <w:rFonts w:hint="eastAsia"/>
-              </w:rPr>
-              <w:t>)</w:t>
+              <w:t>(蓝牙)</w:t>
             </w:r>
           </w:p>
         </w:tc>
@@ -426,13 +386,7 @@
               <w:rPr>
                 <w:rFonts w:hint="eastAsia"/>
               </w:rPr>
-              <w:t>视觉处理、目标检测与跟踪、</w:t>
-            </w:r>
-            <w:r>
-              <w:rPr>
-                <w:rFonts w:hint="eastAsia"/>
-              </w:rPr>
-              <w:t>ML</w:t>
+              <w:t>视觉处理、目标检测与跟踪、ML</w:t>
             </w:r>
             <w:r>
               <w:t xml:space="preserve"> </w:t>
@@ -460,19 +414,7 @@
               <w:rPr>
                 <w:rFonts w:hint="eastAsia"/>
               </w:rPr>
-              <w:t>(</w:t>
-            </w:r>
-            <w:r>
-              <w:rPr>
-                <w:rFonts w:hint="eastAsia"/>
-              </w:rPr>
-              <w:t>远程</w:t>
-            </w:r>
-            <w:r>
-              <w:rPr>
-                <w:rFonts w:hint="eastAsia"/>
-              </w:rPr>
-              <w:t>)</w:t>
+              <w:t>(远程)</w:t>
             </w:r>
           </w:p>
         </w:tc>
@@ -531,13 +473,7 @@
               <w:rPr>
                 <w:rFonts w:hint="eastAsia"/>
               </w:rPr>
-              <w:t>遥控、</w:t>
-            </w:r>
-            <w:r>
-              <w:rPr>
-                <w:rFonts w:hint="eastAsia"/>
-              </w:rPr>
-              <w:t>PID</w:t>
+              <w:t>遥控、PID</w:t>
             </w:r>
             <w:r>
               <w:t xml:space="preserve"> </w:t>
@@ -739,19 +675,7 @@
               <w:rPr>
                 <w:rFonts w:hint="eastAsia"/>
               </w:rPr>
-              <w:t>(</w:t>
-            </w:r>
-            <w:r>
-              <w:rPr>
-                <w:rFonts w:hint="eastAsia"/>
-              </w:rPr>
-              <w:t>滤波</w:t>
-            </w:r>
-            <w:r>
-              <w:rPr>
-                <w:rFonts w:hint="eastAsia"/>
-              </w:rPr>
-              <w:t>),</w:t>
+              <w:t>(滤波),</w:t>
             </w:r>
             <w:r>
               <w:t xml:space="preserve"> show.c (OLED/APP)</w:t>
@@ -891,19 +815,7 @@
         <w:rPr>
           <w:rFonts w:hint="eastAsia"/>
         </w:rPr>
-        <w:t>100Hz</w:t>
-      </w:r>
-      <w:r>
-        <w:rPr>
-          <w:rFonts w:hint="eastAsia"/>
-        </w:rPr>
-        <w:t>（</w:t>
-      </w:r>
-      <w:r>
-        <w:rPr>
-          <w:rFonts w:hint="eastAsia"/>
-        </w:rPr>
-        <w:t>MPU6050</w:t>
+        <w:t>100Hz（MPU6050</w:t>
       </w:r>
       <w:r>
         <w:t xml:space="preserve"> </w:t>
@@ -1323,19 +1235,7 @@
               <w:rPr>
                 <w:rFonts w:hint="eastAsia"/>
               </w:rPr>
-              <w:t>(</w:t>
-            </w:r>
-            <w:r>
-              <w:rPr>
-                <w:rFonts w:hint="eastAsia"/>
-              </w:rPr>
-              <w:t>位置式</w:t>
-            </w:r>
-            <w:r>
-              <w:rPr>
-                <w:rFonts w:hint="eastAsia"/>
-              </w:rPr>
-              <w:t>)</w:t>
+              <w:t>(位置式)</w:t>
             </w:r>
           </w:p>
         </w:tc>
@@ -1351,19 +1251,7 @@
               <w:rPr>
                 <w:rFonts w:hint="eastAsia"/>
               </w:rPr>
-              <w:t>超声波</w:t>
-            </w:r>
-            <w:r>
-              <w:rPr>
-                <w:rFonts w:hint="eastAsia"/>
-              </w:rPr>
-              <w:t>/</w:t>
-            </w:r>
-            <w:r>
-              <w:rPr>
-                <w:rFonts w:hint="eastAsia"/>
-              </w:rPr>
-              <w:t>视觉距离反馈</w:t>
+              <w:t>超声波/视觉距离反馈</w:t>
             </w:r>
           </w:p>
         </w:tc>
@@ -1458,26 +1346,17 @@
         <w:rPr>
           <w:rFonts w:hint="eastAsia"/>
         </w:rPr>
-        <w:t>10kHz</w:t>
-      </w:r>
-      <w:r>
-        <w:rPr>
-          <w:rFonts w:hint="eastAsia"/>
-        </w:rPr>
-        <w:t>，限幅</w:t>
-      </w:r>
-      <w:r>
-        <w:t xml:space="preserve"> ±6900</w:t>
-      </w:r>
-      <w:r>
-        <w:t>。</w:t>
+        <w:t>10kHz，限幅</w:t>
+      </w:r>
+      <w:r>
+        <w:t xml:space="preserve"> ±6900。</w:t>
       </w:r>
     </w:p>
     <w:p>
       <w:pPr>
         <w:pStyle w:val="2"/>
       </w:pPr>
-      <w:bookmarkStart w:id="4" w:name="五种运行模式"/>
+      <w:bookmarkStart w:id="4" w:name="六种运行模式"/>
       <w:bookmarkEnd w:id="3"/>
       <w:r>
         <w:t xml:space="preserve">1.3 </w:t>
@@ -1486,7 +1365,7 @@
         <w:rPr>
           <w:rFonts w:hint="eastAsia"/>
         </w:rPr>
-        <w:t>五种运行模式</w:t>
+        <w:t>六种运行模式</w:t>
       </w:r>
     </w:p>
     <w:p>
@@ -1951,6 +1830,84 @@
           </w:p>
         </w:tc>
       </w:tr>
+      <w:tr w14:paraId="VISION01">
+        <w:tc>
+          <w:tcPr>
+            <w:tcW w:w="1133" w:type="dxa"/>
+          </w:tcPr>
+          <w:p w14:paraId="VISION02">
+            <w:pPr>
+              <w:pStyle w:val="Compact"/>
+            </w:pPr>
+            <w:r>
+              <w:t>5</w:t>
+            </w:r>
+          </w:p>
+        </w:tc>
+        <w:tc>
+          <w:tcPr>
+            <w:tcW w:w="1700" w:type="dxa"/>
+          </w:tcPr>
+          <w:p w14:paraId="VISION03">
+            <w:pPr>
+              <w:pStyle w:val="Compact"/>
+            </w:pPr>
+            <w:r>
+              <w:rPr>
+                <w:rFonts w:hint="eastAsia"/>
+              </w:rPr>
+              <w:t>视觉跟随</w:t>
+            </w:r>
+          </w:p>
+        </w:tc>
+        <w:tc>
+          <w:tcPr>
+            <w:tcW w:w="4116" w:type="dxa"/>
+          </w:tcPr>
+          <w:p w14:paraId="VISION04">
+            <w:pPr>
+              <w:pStyle w:val="Compact"/>
+            </w:pPr>
+            <w:r>
+              <w:rPr>
+                <w:rFonts w:hint="eastAsia"/>
+              </w:rPr>
+              <w:t>树莓派视觉识别目标，通过 USART2 发送偏移指令，STM32 执行 PID 跟踪</w:t>
+            </w:r>
+          </w:p>
+        </w:tc>
+        <w:tc>
+          <w:tcPr>
+            <w:tcW w:w="1910" w:type="dxa"/>
+          </w:tcPr>
+          <w:p w14:paraId="VISION05">
+            <w:pPr>
+              <w:pStyle w:val="Compact"/>
+            </w:pPr>
+            <w:r>
+              <w:t xml:space="preserve">USB </w:t>
+            </w:r>
+            <w:r>
+              <w:rPr>
+                <w:rFonts w:hint="eastAsia"/>
+              </w:rPr>
+              <w:t>摄像头</w:t>
+            </w:r>
+            <w:r>
+              <w:t xml:space="preserve"> + </w:t>
+            </w:r>
+            <w:r>
+              <w:rPr>
+                <w:rFonts w:hint="eastAsia"/>
+              </w:rPr>
+              <w:t>树莓派</w:t>
+            </w:r>
+            <w:r>
+              <w:t xml:space="preserve"> 4B</w:t>
+            </w:r>
+          </w:p>
+        </w:tc>
+      </w:tr>
     </w:tbl>
     <w:p>
       <w:r>
@@ -2165,19 +2122,7 @@
               <w:rPr>
                 <w:rFonts w:hint="eastAsia"/>
               </w:rPr>
-              <w:t>(</w:t>
-            </w:r>
-            <w:r>
-              <w:rPr>
-                <w:rFonts w:hint="eastAsia"/>
-              </w:rPr>
-              <w:t>状态</w:t>
-            </w:r>
-            <w:r>
-              <w:rPr>
-                <w:rFonts w:hint="eastAsia"/>
-              </w:rPr>
-              <w:t>:</w:t>
+              <w:t>(状态:</w:t>
             </w:r>
             <w:r>
               <w:t xml:space="preserve"> </w:t>
@@ -2186,25 +2131,7 @@
               <w:rPr>
                 <w:rFonts w:hint="eastAsia"/>
               </w:rPr>
-              <w:t>角度</w:t>
-            </w:r>
-            <w:r>
-              <w:rPr>
-                <w:rFonts w:hint="eastAsia"/>
-              </w:rPr>
-              <w:t>+</w:t>
-            </w:r>
-            <w:r>
-              <w:rPr>
-                <w:rFonts w:hint="eastAsia"/>
-              </w:rPr>
-              <w:t>零偏</w:t>
-            </w:r>
-            <w:r>
-              <w:rPr>
-                <w:rFonts w:hint="eastAsia"/>
-              </w:rPr>
-              <w:t>)</w:t>
+              <w:t>角度+零偏)</w:t>
             </w:r>
           </w:p>
         </w:tc>
@@ -2254,19 +2181,7 @@
               <w:rPr>
                 <w:rFonts w:hint="eastAsia"/>
               </w:rPr>
-              <w:t>加速度计</w:t>
-            </w:r>
-            <w:r>
-              <w:rPr>
-                <w:rFonts w:hint="eastAsia"/>
-              </w:rPr>
-              <w:t>+</w:t>
-            </w:r>
-            <w:r>
-              <w:rPr>
-                <w:rFonts w:hint="eastAsia"/>
-              </w:rPr>
-              <w:t>陀螺仪加权融合</w:t>
+              <w:t>加速度计+陀螺仪加权融合</w:t>
             </w:r>
           </w:p>
         </w:tc>
@@ -2578,13 +2493,7 @@
               <w:rPr>
                 <w:rFonts w:hint="eastAsia"/>
               </w:rPr>
-              <w:t>(</w:t>
-            </w:r>
-            <w:r>
-              <w:rPr>
-                <w:rFonts w:hint="eastAsia"/>
-              </w:rPr>
-              <w:t>持续</w:t>
+              <w:t>(持续</w:t>
             </w:r>
             <w:r>
               <w:t xml:space="preserve"> 300ms)</w:t>
@@ -2662,13 +2571,7 @@
               <w:rPr>
                 <w:rFonts w:hint="eastAsia"/>
               </w:rPr>
-              <w:t>(</w:t>
-            </w:r>
-            <w:r>
-              <w:rPr>
-                <w:rFonts w:hint="eastAsia"/>
-              </w:rPr>
-              <w:t>持续</w:t>
+              <w:t>(持续</w:t>
             </w:r>
             <w:r>
               <w:t xml:space="preserve"> 300ms)</w:t>
@@ -2734,13 +2637,7 @@
               <w:rPr>
                 <w:rFonts w:hint="eastAsia"/>
               </w:rPr>
-              <w:t>|</w:t>
-            </w:r>
-            <w:r>
-              <w:rPr>
-                <w:rFonts w:hint="eastAsia"/>
-              </w:rPr>
-              <w:t>目标角</w:t>
+              <w:t>|目标角</w:t>
             </w:r>
             <w:r>
               <w:t xml:space="preserve"> - Pitch| &gt; 70°</w:t>
@@ -2880,13 +2777,7 @@
               <w:rPr>
                 <w:rFonts w:hint="eastAsia"/>
               </w:rPr>
-              <w:t>发送调参帧，</w:t>
-            </w:r>
-            <w:r>
-              <w:rPr>
-                <w:rFonts w:hint="eastAsia"/>
-              </w:rPr>
-              <w:t>7</w:t>
+              <w:t>发送调参帧，7</w:t>
             </w:r>
             <w:r>
               <w:t xml:space="preserve"> </w:t>
@@ -2950,13 +2841,7 @@
               <w:rPr>
                 <w:rFonts w:hint="eastAsia"/>
               </w:rPr>
-              <w:t>(0x0800F000)</w:t>
-            </w:r>
-            <w:r>
-              <w:rPr>
-                <w:rFonts w:hint="eastAsia"/>
-              </w:rPr>
-              <w:t>，断电不丢失，启动自动恢复</w:t>
+              <w:t>(0x0800F000)，断电不丢失，启动自动恢复</w:t>
             </w:r>
           </w:p>
         </w:tc>
@@ -3232,11 +3117,6 @@
                 <w:rFonts w:hint="eastAsia"/>
               </w:rPr>
               <w:t>视觉物理</w:t>
-            </w:r>
-            <w:r>
-              <w:rPr>
-                <w:rFonts w:hint="eastAsia"/>
-              </w:rPr>
               <w:lastRenderedPageBreak/>
               <w:t>分离，互不干扰</w:t>
             </w:r>
@@ -3285,43 +3165,7 @@
               <w:rPr>
                 <w:rFonts w:hint="eastAsia"/>
               </w:rPr>
-              <w:t>(</w:t>
-            </w:r>
-            <w:r>
-              <w:rPr>
-                <w:rFonts w:hint="eastAsia"/>
-              </w:rPr>
-              <w:t>直立</w:t>
-            </w:r>
-            <w:r>
-              <w:rPr>
-                <w:rFonts w:hint="eastAsia"/>
-              </w:rPr>
-              <w:t>+</w:t>
-            </w:r>
-            <w:r>
-              <w:rPr>
-                <w:rFonts w:hint="eastAsia"/>
-              </w:rPr>
-              <w:t>速度</w:t>
-            </w:r>
-            <w:r>
-              <w:rPr>
-                <w:rFonts w:hint="eastAsia"/>
-              </w:rPr>
-              <w:t>+</w:t>
-            </w:r>
-            <w:r>
-              <w:rPr>
-                <w:rFonts w:hint="eastAsia"/>
-              </w:rPr>
-              <w:t>转向</w:t>
-            </w:r>
-            <w:r>
-              <w:rPr>
-                <w:rFonts w:hint="eastAsia"/>
-              </w:rPr>
-              <w:t>)</w:t>
+              <w:t>(直立+速度+转向)</w:t>
             </w:r>
           </w:p>
         </w:tc>
@@ -3346,13 +3190,7 @@
               <w:rPr>
                 <w:rFonts w:hint="eastAsia"/>
               </w:rPr>
-              <w:t>(</w:t>
-            </w:r>
-            <w:r>
-              <w:rPr>
-                <w:rFonts w:hint="eastAsia"/>
-              </w:rPr>
-              <w:t>增加距离</w:t>
+              <w:t>(增加距离</w:t>
             </w:r>
             <w:r>
               <w:t xml:space="preserve"> PI </w:t>
@@ -3361,13 +3199,7 @@
               <w:rPr>
                 <w:rFonts w:hint="eastAsia"/>
               </w:rPr>
-              <w:t>环</w:t>
-            </w:r>
-            <w:r>
-              <w:rPr>
-                <w:rFonts w:hint="eastAsia"/>
-              </w:rPr>
-              <w:t>)</w:t>
+              <w:t>环)</w:t>
             </w:r>
           </w:p>
         </w:tc>
@@ -3451,19 +3283,7 @@
               <w:rPr>
                 <w:rFonts w:hint="eastAsia"/>
               </w:rPr>
-              <w:t>结构体，支持位置式</w:t>
-            </w:r>
-            <w:r>
-              <w:rPr>
-                <w:rFonts w:hint="eastAsia"/>
-              </w:rPr>
-              <w:t>/</w:t>
-            </w:r>
-            <w:r>
-              <w:rPr>
-                <w:rFonts w:hint="eastAsia"/>
-              </w:rPr>
-              <w:t>增量式</w:t>
+              <w:t>结构体，支持位置式/增量式</w:t>
             </w:r>
           </w:p>
         </w:tc>
@@ -3547,43 +3367,7 @@
               <w:rPr>
                 <w:rFonts w:hint="eastAsia"/>
               </w:rPr>
-              <w:t>(</w:t>
-            </w:r>
-            <w:r>
-              <w:rPr>
-                <w:rFonts w:hint="eastAsia"/>
-              </w:rPr>
-              <w:t>角度</w:t>
-            </w:r>
-            <w:r>
-              <w:rPr>
-                <w:rFonts w:hint="eastAsia"/>
-              </w:rPr>
-              <w:t>+</w:t>
-            </w:r>
-            <w:r>
-              <w:rPr>
-                <w:rFonts w:hint="eastAsia"/>
-              </w:rPr>
-              <w:t>角速度</w:t>
-            </w:r>
-            <w:r>
-              <w:rPr>
-                <w:rFonts w:hint="eastAsia"/>
-              </w:rPr>
-              <w:t>+</w:t>
-            </w:r>
-            <w:r>
-              <w:rPr>
-                <w:rFonts w:hint="eastAsia"/>
-              </w:rPr>
-              <w:t>编码器</w:t>
-            </w:r>
-            <w:r>
-              <w:rPr>
-                <w:rFonts w:hint="eastAsia"/>
-              </w:rPr>
-              <w:t>)</w:t>
+              <w:t>(角度+角速度+编码器)</w:t>
             </w:r>
           </w:p>
         </w:tc>
@@ -3599,31 +3383,7 @@
               <w:rPr>
                 <w:rFonts w:hint="eastAsia"/>
               </w:rPr>
-              <w:t>拿起</w:t>
-            </w:r>
-            <w:r>
-              <w:rPr>
-                <w:rFonts w:hint="eastAsia"/>
-              </w:rPr>
-              <w:t>/</w:t>
-            </w:r>
-            <w:r>
-              <w:rPr>
-                <w:rFonts w:hint="eastAsia"/>
-              </w:rPr>
-              <w:t>放下</w:t>
-            </w:r>
-            <w:r>
-              <w:rPr>
-                <w:rFonts w:hint="eastAsia"/>
-              </w:rPr>
-              <w:t>/</w:t>
-            </w:r>
-            <w:r>
-              <w:rPr>
-                <w:rFonts w:hint="eastAsia"/>
-              </w:rPr>
-              <w:t>倒地检测更可靠，减少误触发</w:t>
+              <w:t>拿起/放下/倒地检测更可靠，减少误触发</w:t>
             </w:r>
           </w:p>
         </w:tc>
@@ -3669,43 +3429,7 @@
               <w:rPr>
                 <w:rFonts w:hint="eastAsia"/>
               </w:rPr>
-              <w:t>(</w:t>
-            </w:r>
-            <w:r>
-              <w:rPr>
-                <w:rFonts w:hint="eastAsia"/>
-              </w:rPr>
-              <w:t>平衡</w:t>
-            </w:r>
-            <w:r>
-              <w:rPr>
-                <w:rFonts w:hint="eastAsia"/>
-              </w:rPr>
-              <w:t>/</w:t>
-            </w:r>
-            <w:r>
-              <w:rPr>
-                <w:rFonts w:hint="eastAsia"/>
-              </w:rPr>
-              <w:t>避障</w:t>
-            </w:r>
-            <w:r>
-              <w:rPr>
-                <w:rFonts w:hint="eastAsia"/>
-              </w:rPr>
-              <w:t>/</w:t>
-            </w:r>
-            <w:r>
-              <w:rPr>
-                <w:rFonts w:hint="eastAsia"/>
-              </w:rPr>
-              <w:t>跟随</w:t>
-            </w:r>
-            <w:r>
-              <w:rPr>
-                <w:rFonts w:hint="eastAsia"/>
-              </w:rPr>
-              <w:t>)</w:t>
+              <w:t>(平衡/避障/跟随)</w:t>
             </w:r>
           </w:p>
         </w:tc>
@@ -3733,31 +3457,7 @@
               <w:rPr>
                 <w:rFonts w:hint="eastAsia"/>
               </w:rPr>
-              <w:t>(</w:t>
-            </w:r>
-            <w:r>
-              <w:rPr>
-                <w:rFonts w:hint="eastAsia"/>
-              </w:rPr>
-              <w:t>增加寻迹</w:t>
-            </w:r>
-            <w:r>
-              <w:rPr>
-                <w:rFonts w:hint="eastAsia"/>
-              </w:rPr>
-              <w:t>/</w:t>
-            </w:r>
-            <w:r>
-              <w:rPr>
-                <w:rFonts w:hint="eastAsia"/>
-              </w:rPr>
-              <w:t>纯遥控</w:t>
-            </w:r>
-            <w:r>
-              <w:rPr>
-                <w:rFonts w:hint="eastAsia"/>
-              </w:rPr>
-              <w:t>)</w:t>
+              <w:t>(增加寻迹/纯遥控)</w:t>
             </w:r>
           </w:p>
         </w:tc>
@@ -3826,19 +3526,7 @@
               <w:rPr>
                 <w:rFonts w:hint="eastAsia"/>
               </w:rPr>
-              <w:t>引脚驱动，障碍物</w:t>
-            </w:r>
-            <w:r>
-              <w:rPr>
-                <w:rFonts w:hint="eastAsia"/>
-              </w:rPr>
-              <w:t>/</w:t>
-            </w:r>
-            <w:r>
-              <w:rPr>
-                <w:rFonts w:hint="eastAsia"/>
-              </w:rPr>
-              <w:t>模式切换提示</w:t>
+              <w:t>引脚驱动，障碍物/模式切换提示</w:t>
             </w:r>
           </w:p>
         </w:tc>
@@ -3897,13 +3585,7 @@
               <w:rPr>
                 <w:rFonts w:hint="eastAsia"/>
               </w:rPr>
-              <w:t>(</w:t>
-            </w:r>
-            <w:r>
-              <w:rPr>
-                <w:rFonts w:hint="eastAsia"/>
-              </w:rPr>
-              <w:t>仅</w:t>
+              <w:t>(仅</w:t>
             </w:r>
             <w:r>
               <w:t xml:space="preserve"> 3.6 </w:t>
@@ -3912,13 +3594,7 @@
               <w:rPr>
                 <w:rFonts w:hint="eastAsia"/>
               </w:rPr>
-              <w:t>版独立存在</w:t>
-            </w:r>
-            <w:r>
-              <w:rPr>
-                <w:rFonts w:hint="eastAsia"/>
-              </w:rPr>
-              <w:t>)</w:t>
+              <w:t>版独立存在)</w:t>
             </w:r>
           </w:p>
         </w:tc>
@@ -4027,25 +3703,7 @@
               <w:rPr>
                 <w:rFonts w:hint="eastAsia"/>
               </w:rPr>
-              <w:t>X/Y/</w:t>
-            </w:r>
-            <w:r>
-              <w:rPr>
-                <w:rFonts w:hint="eastAsia"/>
-              </w:rPr>
-              <w:t>距离</w:t>
-            </w:r>
-            <w:r>
-              <w:rPr>
-                <w:rFonts w:hint="eastAsia"/>
-              </w:rPr>
-              <w:t>/</w:t>
-            </w:r>
-            <w:r>
-              <w:rPr>
-                <w:rFonts w:hint="eastAsia"/>
-              </w:rPr>
-              <w:t>置信度</w:t>
+              <w:t>X/Y/距离/置信度</w:t>
             </w:r>
             <w:r>
               <w:t xml:space="preserve"> + XOR)</w:t>
@@ -4104,13 +3762,7 @@
               <w:rPr>
                 <w:rFonts w:hint="eastAsia"/>
               </w:rPr>
-              <w:t>参数</w:t>
-            </w:r>
-            <w:r>
-              <w:rPr>
-                <w:rFonts w:hint="eastAsia"/>
-              </w:rPr>
-              <w:t>,</w:t>
+              <w:t>参数,</w:t>
             </w:r>
             <w:r>
               <w:t xml:space="preserve"> 0x0800E000</w:t>
@@ -4132,13 +3784,7 @@
               <w:rPr>
                 <w:rFonts w:hint="eastAsia"/>
               </w:rPr>
-              <w:t>参数</w:t>
-            </w:r>
-            <w:r>
-              <w:rPr>
-                <w:rFonts w:hint="eastAsia"/>
-              </w:rPr>
-              <w:t>,</w:t>
+              <w:t>参数,</w:t>
             </w:r>
             <w:r>
               <w:t xml:space="preserve"> 0x0800F000</w:t>
@@ -4517,19 +4163,7 @@
               <w:rPr>
                 <w:rFonts w:hint="eastAsia"/>
               </w:rPr>
-              <w:t>(</w:t>
-            </w:r>
-            <w:r>
-              <w:rPr>
-                <w:rFonts w:hint="eastAsia"/>
-              </w:rPr>
-              <w:t>共用</w:t>
-            </w:r>
-            <w:r>
-              <w:rPr>
-                <w:rFonts w:hint="eastAsia"/>
-              </w:rPr>
-              <w:t>)</w:t>
+              <w:t>(共用)</w:t>
             </w:r>
           </w:p>
         </w:tc>
@@ -5163,13 +4797,7 @@
         <w:rPr>
           <w:rFonts w:hint="eastAsia"/>
         </w:rPr>
-        <w:t>注</w:t>
-      </w:r>
-      <w:r>
-        <w:rPr>
-          <w:rFonts w:hint="eastAsia"/>
-        </w:rPr>
-        <w:t>:</w:t>
+        <w:t>注:</w:t>
       </w:r>
       <w:r>
         <w:t xml:space="preserve"> PC14/PC15 </w:t>
@@ -5346,19 +4974,7 @@
               <w:rPr>
                 <w:rFonts w:hint="eastAsia"/>
               </w:rPr>
-              <w:t>(</w:t>
-            </w:r>
-            <w:r>
-              <w:rPr>
-                <w:rFonts w:hint="eastAsia"/>
-              </w:rPr>
-              <w:t>帧头</w:t>
-            </w:r>
-            <w:r>
-              <w:rPr>
-                <w:rFonts w:hint="eastAsia"/>
-              </w:rPr>
-              <w:t>)</w:t>
+              <w:t>(帧头)</w:t>
             </w:r>
           </w:p>
         </w:tc>
@@ -5847,19 +5463,7 @@
               <w:rPr>
                 <w:rFonts w:hint="eastAsia"/>
               </w:rPr>
-              <w:t>低</w:t>
-            </w:r>
-            <w:r>
-              <w:rPr>
-                <w:rFonts w:hint="eastAsia"/>
-              </w:rPr>
-              <w:t>/</w:t>
-            </w:r>
-            <w:r>
-              <w:rPr>
-                <w:rFonts w:hint="eastAsia"/>
-              </w:rPr>
-              <w:t>高速档</w:t>
+              <w:t>低/高速档</w:t>
             </w:r>
           </w:p>
         </w:tc>
@@ -5889,13 +5493,7 @@
         <w:rPr>
           <w:rFonts w:hint="eastAsia"/>
         </w:rPr>
-        <w:t>帧格式</w:t>
-      </w:r>
-      <w:r>
-        <w:rPr>
-          <w:rFonts w:hint="eastAsia"/>
-        </w:rPr>
-        <w:t>:</w:t>
+        <w:t>帧格式:</w:t>
       </w:r>
       <w:r>
         <w:t xml:space="preserve"> 0x7B + </w:t>
@@ -6308,6 +5906,796 @@
       <w:pgMar w:top="1440" w:right="1800" w:bottom="1440" w:left="1800" w:header="720" w:footer="720" w:gutter="0"/>
       <w:cols w:space="720"/>
     </w:sectPr>
+    <w:p w14:paraId="CH601">
+      <w:pPr>
+        <w:pStyle w:val="1"/>
+      </w:pPr>
+      <w:r>
+        <w:t xml:space="preserve">6. </w:t>
+      </w:r>
+      <w:r>
+        <w:rPr>
+          <w:rFonts w:hint="eastAsia"/>
+        </w:rPr>
+        <w:t>视觉跟随系统</w:t>
+      </w:r>
+    </w:p>
+    <w:p w14:paraId="CH602">
+      <w:pPr>
+        <w:pStyle w:val="2"/>
+      </w:pPr>
+      <w:r>
+        <w:t xml:space="preserve">6.1 </w:t>
+      </w:r>
+      <w:r>
+        <w:rPr>
+          <w:rFonts w:hint="eastAsia"/>
+        </w:rPr>
+        <w:t>系统概述</w:t>
+      </w:r>
+    </w:p>
+    <w:p w14:paraId="CH603">
+      <w:pPr>
+        <w:pStyle w:val="FirstParagraph"/>
+      </w:pPr>
+      <w:r>
+        <w:rPr>
+          <w:rFonts w:hint="eastAsia"/>
+        </w:rPr>
+        <w:t>视觉跟随系统由树莓派</w:t>
+      </w:r>
+      <w:r>
+        <w:t xml:space="preserve"> 4B </w:t>
+      </w:r>
+      <w:r>
+        <w:rPr>
+          <w:rFonts w:hint="eastAsia"/>
+        </w:rPr>
+        <w:t>搭载</w:t>
+      </w:r>
+      <w:r>
+        <w:t xml:space="preserve"> USB </w:t>
+      </w:r>
+      <w:r>
+        <w:rPr>
+          <w:rFonts w:hint="eastAsia"/>
+        </w:rPr>
+        <w:t>摄像头实现，分两阶段递进开发。第一阶段基于</w:t>
+      </w:r>
+      <w:r>
+        <w:t xml:space="preserve"> OpenCV HSV </w:t>
+      </w:r>
+      <w:r>
+        <w:rPr>
+          <w:rFonts w:hint="eastAsia"/>
+        </w:rPr>
+        <w:t>颜色空间实现快速色块追踪；第二阶段基于</w:t>
+      </w:r>
+      <w:r>
+        <w:t xml:space="preserve"> Google MediaPipe Pose </w:t>
+      </w:r>
+      <w:r>
+        <w:rPr>
+          <w:rFonts w:hint="eastAsia"/>
+        </w:rPr>
+        <w:t>实现人体骨骼关键点检测与跟踪。两者共享同一套</w:t>
+      </w:r>
+      <w:r>
+        <w:t xml:space="preserve"> 6 </w:t>
+      </w:r>
+      <w:r>
+        <w:rPr>
+          <w:rFonts w:hint="eastAsia"/>
+        </w:rPr>
+        <w:t>字节串口通信协议与</w:t>
+      </w:r>
+      <w:r>
+        <w:t xml:space="preserve"> STM32 </w:t>
+      </w:r>
+      <w:r>
+        <w:rPr>
+          <w:rFonts w:hint="eastAsia"/>
+        </w:rPr>
+        <w:t>端</w:t>
+      </w:r>
+      <w:r>
+        <w:t xml:space="preserve"> MODE_VISION </w:t>
+      </w:r>
+      <w:r>
+        <w:rPr>
+          <w:rFonts w:hint="eastAsia"/>
+        </w:rPr>
+        <w:t>控制逻辑。</w:t>
+      </w:r>
+    </w:p>
+    <w:p w14:paraId="CH604">
+      <w:pPr>
+        <w:pStyle w:val="2"/>
+      </w:pPr>
+      <w:r>
+        <w:t xml:space="preserve">6.2 Phase 1: </w:t>
+      </w:r>
+      <w:r>
+        <w:rPr>
+          <w:rFonts w:hint="eastAsia"/>
+        </w:rPr>
+        <w:t>颜色追踪</w:t>
+      </w:r>
+      <w:r>
+        <w:t xml:space="preserve"> (color_tracker.py)</w:t>
+      </w:r>
+    </w:p>
+    <w:p w14:paraId="CH605">
+      <w:pPr>
+        <w:pStyle w:val="FirstParagraph"/>
+      </w:pPr>
+      <w:r>
+        <w:rPr>
+          <w:rFonts w:hint="eastAsia"/>
+          <w:b/>
+          <w:bCs/>
+        </w:rPr>
+        <w:t>原理：</w:t>
+      </w:r>
+      <w:r>
+        <w:rPr>
+          <w:rFonts w:hint="eastAsia"/>
+        </w:rPr>
+        <w:t>将摄像头画面转换为</w:t>
+      </w:r>
+      <w:r>
+        <w:t xml:space="preserve"> HSV </w:t>
+      </w:r>
+      <w:r>
+        <w:rPr>
+          <w:rFonts w:hint="eastAsia"/>
+        </w:rPr>
+        <w:t>色彩空间，根据用户鼠标点击选取的目标颜色生成</w:t>
+      </w:r>
+      <w:r>
+        <w:t xml:space="preserve"> HSV </w:t>
+      </w:r>
+      <w:r>
+        <w:rPr>
+          <w:rFonts w:hint="eastAsia"/>
+        </w:rPr>
+        <w:t>掩码（目标</w:t>
+      </w:r>
+      <w:r>
+        <w:t xml:space="preserve"> Hue </w:t>
+      </w:r>
+      <w:r>
+        <w:rPr>
+          <w:rFonts w:hint="eastAsia"/>
+        </w:rPr>
+        <w:t>±</w:t>
+      </w:r>
+      <w:r>
+        <w:t xml:space="preserve">15</w:t>
+      </w:r>
+      <w:r>
+        <w:rPr>
+          <w:rFonts w:hint="eastAsia"/>
+        </w:rPr>
+        <w:t>）。通过形态学开闭运算消除噪点后查找最大轮廓，以质心坐标计算水平</w:t>
+      </w:r>
+      <w:r>
+        <w:t>/</w:t>
+      </w:r>
+      <w:r>
+        <w:rPr>
+          <w:rFonts w:hint="eastAsia"/>
+        </w:rPr>
+        <w:t>垂直偏移量，以包围盒面积反比估算距离。</w:t>
+      </w:r>
+    </w:p>
+    <w:p w14:paraId="CH606">
+      <w:pPr>
+        <w:pStyle w:val="FirstParagraph"/>
+      </w:pPr>
+      <w:r>
+        <w:rPr>
+          <w:rFonts w:hint="eastAsia"/>
+          <w:b/>
+          <w:bCs/>
+        </w:rPr>
+        <w:t>操作：</w:t>
+      </w:r>
+      <w:r>
+        <w:rPr>
+          <w:rFonts w:hint="eastAsia"/>
+        </w:rPr>
+        <w:t>运行</w:t>
+      </w:r>
+      <w:r>
+        <w:t xml:space="preserve"> `python color_tracker.py`</w:t>
+      </w:r>
+      <w:r>
+        <w:rPr>
+          <w:rFonts w:hint="eastAsia"/>
+        </w:rPr>
+        <w:t>，鼠标左键点击画面中的彩色目标拾取颜色，按空格键开启追踪。窗口底部显示选中的颜色预览，画面中绿色圆圈标记被跟踪目标，绿色文字实时显示偏差值。</w:t>
+      </w:r>
+    </w:p>
+    <w:p w14:paraId="CH607">
+      <w:pPr>
+        <w:pStyle w:val="FirstParagraph"/>
+      </w:pPr>
+      <w:r>
+        <w:rPr>
+          <w:rFonts w:hint="eastAsia"/>
+          <w:b/>
+          <w:bCs/>
+        </w:rPr>
+        <w:t>优劣：</w:t>
+      </w:r>
+    </w:p>
+    <w:p w14:paraId="CH608">
+      <w:pPr>
+        <w:pStyle w:val="FirstParagraph"/>
+      </w:pPr>
+      <w:r>
+        <w:rPr>
+          <w:rFonts w:hint="eastAsia"/>
+        </w:rPr>
+        <w:t>优点：纯</w:t>
+      </w:r>
+      <w:r>
+        <w:t xml:space="preserve"> OpenCV </w:t>
+      </w:r>
+      <w:r>
+        <w:rPr>
+          <w:rFonts w:hint="eastAsia"/>
+        </w:rPr>
+        <w:t>实现，无额外依赖，树莓派</w:t>
+      </w:r>
+      <w:r>
+        <w:t xml:space="preserve"> 4B </w:t>
+      </w:r>
+      <w:r>
+        <w:rPr>
+          <w:rFonts w:hint="eastAsia"/>
+        </w:rPr>
+        <w:t>可稳定运行</w:t>
+      </w:r>
+      <w:r>
+        <w:t xml:space="preserve"> 30fps</w:t>
+      </w:r>
+      <w:r>
+        <w:rPr>
+          <w:rFonts w:hint="eastAsia"/>
+        </w:rPr>
+        <w:t>；色块锁定速度快，适合单一颜色目标。</w:t>
+      </w:r>
+    </w:p>
+    <w:p w14:paraId="CH609">
+      <w:pPr>
+        <w:pStyle w:val="FirstParagraph"/>
+      </w:pPr>
+      <w:r>
+        <w:rPr>
+          <w:rFonts w:hint="eastAsia"/>
+        </w:rPr>
+        <w:t>缺点：光照变化敏感，暗光下</w:t>
+      </w:r>
+      <w:r>
+        <w:t xml:space="preserve"> HSV </w:t>
+      </w:r>
+      <w:r>
+        <w:rPr>
+          <w:rFonts w:hint="eastAsia"/>
+        </w:rPr>
+        <w:t>分割效果差；相似颜色背景物体会造成误跟踪；目标丢失后无法自动恢复，需手动重新点击选择。</w:t>
+      </w:r>
+    </w:p>
+    <w:p w14:paraId="CH610">
+      <w:pPr>
+        <w:pStyle w:val="2"/>
+      </w:pPr>
+      <w:r>
+        <w:t xml:space="preserve">6.3 Phase 2: ML </w:t>
+      </w:r>
+      <w:r>
+        <w:rPr>
+          <w:rFonts w:hint="eastAsia"/>
+        </w:rPr>
+        <w:t>人体跟随</w:t>
+      </w:r>
+      <w:r>
+        <w:t xml:space="preserve"> (ml_tracker.py)</w:t>
+      </w:r>
+    </w:p>
+    <w:p w14:paraId="CH611">
+      <w:pPr>
+        <w:pStyle w:val="FirstParagraph"/>
+      </w:pPr>
+      <w:r>
+        <w:rPr>
+          <w:rFonts w:hint="eastAsia"/>
+          <w:b/>
+          <w:bCs/>
+        </w:rPr>
+        <w:t>原理：</w:t>
+      </w:r>
+      <w:r>
+        <w:rPr>
+          <w:rFonts w:hint="eastAsia"/>
+        </w:rPr>
+        <w:t>使用</w:t>
+      </w:r>
+      <w:r>
+        <w:t xml:space="preserve"> Google MediaPipe Pose Landmarker</w:t>
+      </w:r>
+      <w:r>
+        <w:rPr>
+          <w:rFonts w:hint="eastAsia"/>
+        </w:rPr>
+        <w:t>（轻量</w:t>
+      </w:r>
+      <w:r>
+        <w:t xml:space="preserve"> TFLite </w:t>
+      </w:r>
+      <w:r>
+        <w:rPr>
+          <w:rFonts w:hint="eastAsia"/>
+        </w:rPr>
+        <w:t>模型，</w:t>
+      </w:r>
+      <w:r>
+        <w:t xml:space="preserve">5.5MB</w:t>
+      </w:r>
+      <w:r>
+        <w:rPr>
+          <w:rFonts w:hint="eastAsia"/>
+        </w:rPr>
+        <w:t>）检测</w:t>
+      </w:r>
+      <w:r>
+        <w:t xml:space="preserve"> 33 </w:t>
+      </w:r>
+      <w:r>
+        <w:rPr>
+          <w:rFonts w:hint="eastAsia"/>
+        </w:rPr>
+        <w:t>个人体骨骼关键点。取双肩（</w:t>
+      </w:r>
+      <w:r>
+        <w:t>11/12</w:t>
+      </w:r>
+      <w:r>
+        <w:rPr>
+          <w:rFonts w:hint="eastAsia"/>
+        </w:rPr>
+        <w:t>）</w:t>
+      </w:r>
+      <w:r>
+        <w:t>+</w:t>
+      </w:r>
+      <w:r>
+        <w:rPr>
+          <w:rFonts w:hint="eastAsia"/>
+        </w:rPr>
+        <w:t>双髋（</w:t>
+      </w:r>
+      <w:r>
+        <w:t>23/24</w:t>
+      </w:r>
+      <w:r>
+        <w:rPr>
+          <w:rFonts w:hint="eastAsia"/>
+        </w:rPr>
+        <w:t>）四个关键点计算躯干质心作为跟踪目标。根据双肩像素宽度利用三角测距原理估算距离：距离</w:t>
+      </w:r>
+      <w:r>
+        <w:t xml:space="preserve"> = </w:t>
+      </w:r>
+      <w:r>
+        <w:rPr>
+          <w:rFonts w:hint="eastAsia"/>
+        </w:rPr>
+        <w:t>肩宽</w:t>
+      </w:r>
+      <w:r>
+        <w:t xml:space="preserve">(cm) × </w:t>
+      </w:r>
+      <w:r>
+        <w:rPr>
+          <w:rFonts w:hint="eastAsia"/>
+        </w:rPr>
+        <w:t>焦距</w:t>
+      </w:r>
+      <w:r>
+        <w:t xml:space="preserve">(px) / </w:t>
+      </w:r>
+      <w:r>
+        <w:rPr>
+          <w:rFonts w:hint="eastAsia"/>
+        </w:rPr>
+        <w:t>肩宽</w:t>
+      </w:r>
+      <w:r>
+        <w:t>(px)</w:t>
+      </w:r>
+      <w:r>
+        <w:rPr>
+          <w:rFonts w:hint="eastAsia"/>
+        </w:rPr>
+        <w:t>，默认成人肩宽</w:t>
+      </w:r>
+      <w:r>
+        <w:t xml:space="preserve"> 42cm</w:t>
+      </w:r>
+      <w:r>
+        <w:rPr>
+          <w:rFonts w:hint="eastAsia"/>
+        </w:rPr>
+        <w:t>，焦距</w:t>
+      </w:r>
+      <w:r>
+        <w:t xml:space="preserve"> 600px</w:t>
+      </w:r>
+      <w:r>
+        <w:rPr>
+          <w:rFonts w:hint="eastAsia"/>
+        </w:rPr>
+        <w:t>。对</w:t>
+      </w:r>
+      <w:r>
+        <w:t xml:space="preserve"> X/Y/</w:t>
+      </w:r>
+      <w:r>
+        <w:rPr>
+          <w:rFonts w:hint="eastAsia"/>
+        </w:rPr>
+        <w:t>距离做</w:t>
+      </w:r>
+      <w:r>
+        <w:t xml:space="preserve"> 5 </w:t>
+      </w:r>
+      <w:r>
+        <w:rPr>
+          <w:rFonts w:hint="eastAsia"/>
+        </w:rPr>
+        <w:t>帧滑动平均减少抖动。此外提供</w:t>
+      </w:r>
+      <w:r>
+        <w:t xml:space="preserve"> CSRT </w:t>
+      </w:r>
+      <w:r>
+        <w:rPr>
+          <w:rFonts w:hint="eastAsia"/>
+        </w:rPr>
+        <w:t>通用对象追踪模式（按</w:t>
+      </w:r>
+      <w:r>
+        <w:t xml:space="preserve"> o </w:t>
+      </w:r>
+      <w:r>
+        <w:rPr>
+          <w:rFonts w:hint="eastAsia"/>
+        </w:rPr>
+        <w:t>键切换，鼠标框选</w:t>
+      </w:r>
+      <w:r>
+        <w:t xml:space="preserve"> ROI</w:t>
+      </w:r>
+      <w:r>
+        <w:rPr>
+          <w:rFonts w:hint="eastAsia"/>
+        </w:rPr>
+        <w:t>），可锁定任意物体。</w:t>
+      </w:r>
+    </w:p>
+    <w:p w14:paraId="CH612">
+      <w:pPr>
+        <w:pStyle w:val="FirstParagraph"/>
+      </w:pPr>
+      <w:r>
+        <w:rPr>
+          <w:rFonts w:hint="eastAsia"/>
+          <w:b/>
+          <w:bCs/>
+        </w:rPr>
+        <w:t>操作：</w:t>
+      </w:r>
+      <w:r>
+        <w:rPr>
+          <w:rFonts w:hint="eastAsia"/>
+        </w:rPr>
+        <w:t>运行</w:t>
+      </w:r>
+      <w:r>
+        <w:t xml:space="preserve"> `python ml_tracker.py --mode person`</w:t>
+      </w:r>
+      <w:r>
+        <w:rPr>
+          <w:rFonts w:hint="eastAsia"/>
+        </w:rPr>
+        <w:t>，启动后自动检测人体，按空格键开启追踪。按</w:t>
+      </w:r>
+      <w:r>
+        <w:t xml:space="preserve"> p </w:t>
+      </w:r>
+      <w:r>
+        <w:rPr>
+          <w:rFonts w:hint="eastAsia"/>
+        </w:rPr>
+        <w:t>切换人体模式，按</w:t>
+      </w:r>
+      <w:r>
+        <w:t xml:space="preserve"> o </w:t>
+      </w:r>
+      <w:r>
+        <w:rPr>
+          <w:rFonts w:hint="eastAsia"/>
+        </w:rPr>
+        <w:t>切换对象追踪模式。</w:t>
+      </w:r>
+    </w:p>
+    <w:p w14:paraId="CH613">
+      <w:pPr>
+        <w:pStyle w:val="FirstParagraph"/>
+      </w:pPr>
+      <w:r>
+        <w:rPr>
+          <w:rFonts w:hint="eastAsia"/>
+          <w:b/>
+          <w:bCs/>
+        </w:rPr>
+        <w:t>优劣：</w:t>
+      </w:r>
+    </w:p>
+    <w:p w14:paraId="CH614">
+      <w:pPr>
+        <w:pStyle w:val="FirstParagraph"/>
+      </w:pPr>
+      <w:r>
+        <w:rPr>
+          <w:rFonts w:hint="eastAsia"/>
+        </w:rPr>
+        <w:t>优点：光照鲁棒性强，不受环境光线影响；人体自动检测无需手动选目标；</w:t>
+      </w:r>
+      <w:r>
+        <w:t xml:space="preserve">33 </w:t>
+      </w:r>
+      <w:r>
+        <w:rPr>
+          <w:rFonts w:hint="eastAsia"/>
+        </w:rPr>
+        <w:t>点骨骼关键点可扩展（如后续支持手势控制）；距离估算基于人体先验尺寸，比包围盒面积法更准确。</w:t>
+      </w:r>
+    </w:p>
+    <w:p w14:paraId="CH615">
+      <w:pPr>
+        <w:pStyle w:val="FirstParagraph"/>
+      </w:pPr>
+      <w:r>
+        <w:rPr>
+          <w:rFonts w:hint="eastAsia"/>
+        </w:rPr>
+        <w:t>缺点：</w:t>
+      </w:r>
+      <w:r>
+        <w:t xml:space="preserve">MediaPipe </w:t>
+      </w:r>
+      <w:r>
+        <w:rPr>
+          <w:rFonts w:hint="eastAsia"/>
+        </w:rPr>
+        <w:t>模型在</w:t>
+      </w:r>
+      <w:r>
+        <w:t xml:space="preserve"> Pi 4B </w:t>
+      </w:r>
+      <w:r>
+        <w:rPr>
+          <w:rFonts w:hint="eastAsia"/>
+        </w:rPr>
+        <w:t>上约</w:t>
+      </w:r>
+      <w:r>
+        <w:t xml:space="preserve"> 10-15fps</w:t>
+      </w:r>
+      <w:r>
+        <w:rPr>
+          <w:rFonts w:hint="eastAsia"/>
+        </w:rPr>
+        <w:t>，流畅度不如颜色追踪；模型文件</w:t>
+      </w:r>
+      <w:r>
+        <w:t xml:space="preserve"> 5.5MB </w:t>
+      </w:r>
+      <w:r>
+        <w:rPr>
+          <w:rFonts w:hint="eastAsia"/>
+        </w:rPr>
+        <w:t>需额外部署；多人场景只跟踪第一个检测到的人。</w:t>
+      </w:r>
+    </w:p>
+    <w:p w14:paraId="CH616">
+      <w:pPr>
+        <w:pStyle w:val="2"/>
+      </w:pPr>
+      <w:r>
+        <w:t xml:space="preserve">6.4 </w:t>
+      </w:r>
+      <w:r>
+        <w:rPr>
+          <w:rFonts w:hint="eastAsia"/>
+        </w:rPr>
+        <w:t>部署方法</w:t>
+      </w:r>
+    </w:p>
+    <w:p w14:paraId="CH617">
+      <w:pPr>
+        <w:pStyle w:val="FirstParagraph"/>
+      </w:pPr>
+      <w:r>
+        <w:rPr>
+          <w:rFonts w:hint="eastAsia"/>
+        </w:rPr>
+        <w:t>在树莓派上安装依赖：</w:t>
+      </w:r>
+    </w:p>
+    <w:p w14:paraId="CH618">
+      <w:pPr>
+        <w:pStyle w:val="FirstParagraph"/>
+      </w:pPr>
+      <w:r>
+        <w:t xml:space="preserve">  pip install opencv-python pyserial numpy mediapipe</w:t>
+      </w:r>
+    </w:p>
+    <w:p w14:paraId="CH619">
+      <w:pPr>
+        <w:pStyle w:val="FirstParagraph"/>
+      </w:pPr>
+      <w:r>
+        <w:rPr>
+          <w:rFonts w:hint="eastAsia"/>
+        </w:rPr>
+        <w:t>硬件连接：树莓派</w:t>
+      </w:r>
+      <w:r>
+        <w:t xml:space="preserve"> GPIO14 (TXD) </w:t>
+      </w:r>
+      <w:r>
+        <w:rPr>
+          <w:rFonts w:hint="eastAsia"/>
+        </w:rPr>
+        <w:t>接</w:t>
+      </w:r>
+      <w:r>
+        <w:t xml:space="preserve"> STM32 PA3 (USART2 RX)</w:t>
+      </w:r>
+      <w:r>
+        <w:rPr>
+          <w:rFonts w:hint="eastAsia"/>
+        </w:rPr>
+        <w:t>，</w:t>
+      </w:r>
+      <w:r>
+        <w:t xml:space="preserve">GPIO15 (RXD) </w:t>
+      </w:r>
+      <w:r>
+        <w:rPr>
+          <w:rFonts w:hint="eastAsia"/>
+        </w:rPr>
+        <w:t>接</w:t>
+      </w:r>
+      <w:r>
+        <w:t xml:space="preserve"> STM32 PA2 (USART2 TX)</w:t>
+      </w:r>
+      <w:r>
+        <w:rPr>
+          <w:rFonts w:hint="eastAsia"/>
+        </w:rPr>
+        <w:t>，共地。</w:t>
+      </w:r>
+      <w:r>
+        <w:t xml:space="preserve"> USB </w:t>
+      </w:r>
+      <w:r>
+        <w:rPr>
+          <w:rFonts w:hint="eastAsia"/>
+        </w:rPr>
+        <w:t>摄像头插入树莓派</w:t>
+      </w:r>
+      <w:r>
+        <w:t xml:space="preserve"> USB </w:t>
+      </w:r>
+      <w:r>
+        <w:rPr>
+          <w:rFonts w:hint="eastAsia"/>
+        </w:rPr>
+        <w:t>口。串口波特率均设置为</w:t>
+      </w:r>
+      <w:r>
+        <w:t xml:space="preserve"> 9600 8N1</w:t>
+      </w:r>
+      <w:r>
+        <w:rPr>
+          <w:rFonts w:hint="eastAsia"/>
+        </w:rPr>
+        <w:t>。</w:t>
+      </w:r>
+    </w:p>
+    <w:p w14:paraId="CH620">
+      <w:pPr>
+        <w:pStyle w:val="FirstParagraph"/>
+      </w:pPr>
+      <w:r>
+        <w:rPr>
+          <w:rFonts w:hint="eastAsia"/>
+        </w:rPr>
+        <w:t>在树莓派上运行：</w:t>
+      </w:r>
+    </w:p>
+    <w:p w14:paraId="CH621">
+      <w:pPr>
+        <w:pStyle w:val="FirstParagraph"/>
+      </w:pPr>
+      <w:r>
+        <w:t xml:space="preserve">  # Phase 1 </w:t>
+      </w:r>
+      <w:r>
+        <w:rPr>
+          <w:rFonts w:hint="eastAsia"/>
+        </w:rPr>
+        <w:t>颜色追踪</w:t>
+      </w:r>
+    </w:p>
+    <w:p w14:paraId="CH622">
+      <w:pPr>
+        <w:pStyle w:val="FirstParagraph"/>
+      </w:pPr>
+      <w:r>
+        <w:t xml:space="preserve">  python color_tracker.py</w:t>
+      </w:r>
+    </w:p>
+    <w:p w14:paraId="CH623">
+      <w:pPr>
+        <w:pStyle w:val="FirstParagraph"/>
+      </w:pPr>
+      <w:r>
+        <w:t xml:space="preserve">  # Phase 2 </w:t>
+      </w:r>
+      <w:r>
+        <w:rPr>
+          <w:rFonts w:hint="eastAsia"/>
+        </w:rPr>
+        <w:t>人体跟随</w:t>
+      </w:r>
+    </w:p>
+    <w:p w14:paraId="CH624">
+      <w:pPr>
+        <w:pStyle w:val="FirstParagraph"/>
+      </w:pPr>
+      <w:r>
+        <w:t xml:space="preserve">  python ml_tracker.py --mode person</w:t>
+      </w:r>
+    </w:p>
+    <w:p w14:paraId="CH625">
+      <w:pPr>
+        <w:pStyle w:val="FirstParagraph"/>
+      </w:pPr>
+      <w:r>
+        <w:t xml:space="preserve">  # </w:t>
+      </w:r>
+      <w:r>
+        <w:rPr>
+          <w:rFonts w:hint="eastAsia"/>
+        </w:rPr>
+        <w:t>测试模式（不开串口）</w:t>
+      </w:r>
+    </w:p>
+    <w:p w14:paraId="CH626">
+      <w:pPr>
+        <w:pStyle w:val="FirstParagraph"/>
+      </w:pPr>
+      <w:r>
+        <w:t xml:space="preserve">  python ml_tracker.py --no-serial --mode person</w:t>
+      </w:r>
+    </w:p>
   </w:body>
 </w:document>
 </file>
